--- a/barlow/finesst_submission/2_expertise_resources_NOT_anonymized/current_pending_FI_goodrichV3.docx
+++ b/barlow/finesst_submission/2_expertise_resources_NOT_anonymized/current_pending_FI_goodrichV3.docx
@@ -395,7 +395,7 @@
         <w:t xml:space="preserve">Start Date: </w:t>
       </w:r>
       <w:r>
-        <w:t>01/2027    End Date: 12/2029 (3 years)</w:t>
+        <w:t>01/2027    End Date: 08/2029 (2 years, 8 months)</w:t>
       </w:r>
       <w:r>
         <w:rPr>
@@ -415,7 +415,7 @@
         <w:t xml:space="preserve">Total Anticipated Amount: </w:t>
       </w:r>
       <w:r>
-        <w:t>up to $150,000 ($50,000 per budget year × 3 years)</w:t>
+        <w:t>up to $133,000 ($50,000 per budget year, final year partial)</w:t>
       </w:r>
     </w:p>
     <w:p>

--- a/barlow/finesst_submission/2_expertise_resources_NOT_anonymized/current_pending_FI_goodrichV3.docx
+++ b/barlow/finesst_submission/2_expertise_resources_NOT_anonymized/current_pending_FI_goodrichV3.docx
@@ -444,7 +444,7 @@
         <w:t xml:space="preserve">Overall Objectives: </w:t>
       </w:r>
       <w:r>
-        <w:t>Attribute two decades of measured stream-channel and stream-corridor geomorphic change in the McMurdo Dry Valleys to climate drivers, using multi-epoch lidar and satellite-DEM differencing with per-pixel calibrated uncertainty.</w:t>
+        <w:t>Attribute two decades of measured stream-channel and stream-corridor geomorphic change in the McMurdo Dry Valleys to climate drivers, using multi-epoch LiDAR and satellite-DEM differencing with per-pixel calibrated uncertainty.</w:t>
       </w:r>
     </w:p>
     <w:p>

--- a/barlow/finesst_submission/2_expertise_resources_NOT_anonymized/current_pending_FI_goodrichV3.docx
+++ b/barlow/finesst_submission/2_expertise_resources_NOT_anonymized/current_pending_FI_goodrichV3.docx
@@ -444,7 +444,7 @@
         <w:t xml:space="preserve">Overall Objectives: </w:t>
       </w:r>
       <w:r>
-        <w:t>Attribute two decades of measured stream-channel and stream-corridor geomorphic change in the McMurdo Dry Valleys to climate drivers, using multi-epoch LiDAR and satellite-DEM differencing with per-pixel calibrated uncertainty.</w:t>
+        <w:t>Attribute two decades of measured stream-channel and stream-corridor geomorphic change in the McMurdo Dry Valleys to climate drivers, using multi-epoch lidar and satellite-DEM differencing with per-pixel calibrated uncertainty.</w:t>
       </w:r>
     </w:p>
     <w:p>

--- a/barlow/finesst_submission/2_expertise_resources_NOT_anonymized/current_pending_FI_goodrichV3.docx
+++ b/barlow/finesst_submission/2_expertise_resources_NOT_anonymized/current_pending_FI_goodrichV3.docx
@@ -395,7 +395,7 @@
         <w:t xml:space="preserve">Start Date: </w:t>
       </w:r>
       <w:r>
-        <w:t>01/2027    End Date: 08/2029 (2 years, 8 months)</w:t>
+        <w:t xml:space="preserve">01/2027    End Date: 12/2029 (3 years)</w:t>
       </w:r>
       <w:r>
         <w:rPr>
@@ -415,7 +415,7 @@
         <w:t xml:space="preserve">Total Anticipated Amount: </w:t>
       </w:r>
       <w:r>
-        <w:t>up to $133,000 ($50,000 per budget year, final year partial)</w:t>
+        <w:t xml:space="preserve">up to $148,368 ($48,456 in year 1 and $49,956 in years 2 and 3, under the $50,000 annual cap)</w:t>
       </w:r>
     </w:p>
     <w:p>
